--- a/backend/test_resume.docx
+++ b/backend/test_resume.docx
@@ -29,7 +29,7 @@
     </w:p>
     <w:p>
       <w:r>
-        <w:t>证书：CET-6，计算机二级</w:t>
+        <w:t>证书：Cet-6，计算机二级</w:t>
       </w:r>
     </w:p>
     <w:sectPr>
